--- a/ass05_04.02_tuantm.docx
+++ b/ass05_04.02_tuantm.docx
@@ -1293,45 +1293,11 @@
           <w:lang w:val="vi-VN"/>
         </w:rPr>
       </w:pPr>
-      <w:r>
-        <w:rPr>
-          <w:rFonts w:cs="Times New Roman"/>
-          <w:b/>
-          <w:bCs/>
-          <w:i/>
-          <w:iCs/>
-          <w:sz w:val="28"/>
-          <w:szCs w:val="28"/>
-        </w:rPr>
-        <w:t xml:space="preserve">Hà </w:t>
-      </w:r>
-      <w:proofErr w:type="spellStart"/>
-      <w:r>
-        <w:rPr>
-          <w:rFonts w:cs="Times New Roman"/>
-          <w:b/>
-          <w:bCs/>
-          <w:i/>
-          <w:iCs/>
-          <w:sz w:val="28"/>
-          <w:szCs w:val="28"/>
-        </w:rPr>
-        <w:t>Nội</w:t>
-      </w:r>
-      <w:proofErr w:type="spellEnd"/>
-      <w:r>
-        <w:rPr>
-          <w:rFonts w:cs="Times New Roman"/>
-          <w:b/>
-          <w:bCs/>
-          <w:i/>
-          <w:iCs/>
-          <w:sz w:val="28"/>
-          <w:szCs w:val="28"/>
-        </w:rPr>
-        <w:t xml:space="preserve"> - 202</w:t>
-      </w:r>
-      <w:r>
+    </w:p>
+    <w:p>
+      <w:pPr>
+        <w:spacing w:after="0" w:line="312" w:lineRule="auto"/>
+        <w:jc w:val="center"/>
         <w:rPr>
           <w:rFonts w:cs="Times New Roman"/>
           <w:b/>
@@ -1342,11 +1308,85 @@
           <w:szCs w:val="28"/>
           <w:lang w:val="vi-VN"/>
         </w:rPr>
+      </w:pPr>
+    </w:p>
+    <w:p>
+      <w:pPr>
+        <w:spacing w:after="0" w:line="312" w:lineRule="auto"/>
+        <w:jc w:val="center"/>
+        <w:rPr>
+          <w:rFonts w:cs="Times New Roman"/>
+          <w:b/>
+          <w:bCs/>
+          <w:i/>
+          <w:iCs/>
+          <w:sz w:val="28"/>
+          <w:szCs w:val="28"/>
+          <w:lang w:val="vi-VN"/>
+        </w:rPr>
+      </w:pPr>
+      <w:r>
+        <w:rPr>
+          <w:rFonts w:cs="Times New Roman"/>
+          <w:b/>
+          <w:bCs/>
+          <w:i/>
+          <w:iCs/>
+          <w:sz w:val="28"/>
+          <w:szCs w:val="28"/>
+        </w:rPr>
+        <w:t xml:space="preserve">Hà </w:t>
+      </w:r>
+      <w:proofErr w:type="spellStart"/>
+      <w:r>
+        <w:rPr>
+          <w:rFonts w:cs="Times New Roman"/>
+          <w:b/>
+          <w:bCs/>
+          <w:i/>
+          <w:iCs/>
+          <w:sz w:val="28"/>
+          <w:szCs w:val="28"/>
+        </w:rPr>
+        <w:t>Nội</w:t>
+      </w:r>
+      <w:proofErr w:type="spellEnd"/>
+      <w:r>
+        <w:rPr>
+          <w:rFonts w:cs="Times New Roman"/>
+          <w:b/>
+          <w:bCs/>
+          <w:i/>
+          <w:iCs/>
+          <w:sz w:val="28"/>
+          <w:szCs w:val="28"/>
+        </w:rPr>
+        <w:t xml:space="preserve"> - 202</w:t>
+      </w:r>
+      <w:r>
+        <w:rPr>
+          <w:rFonts w:cs="Times New Roman"/>
+          <w:b/>
+          <w:bCs/>
+          <w:i/>
+          <w:iCs/>
+          <w:sz w:val="28"/>
+          <w:szCs w:val="28"/>
+          <w:lang w:val="vi-VN"/>
+        </w:rPr>
         <w:t>6</w:t>
       </w:r>
     </w:p>
     <w:sdt>
       <w:sdtPr>
+        <w:rPr>
+          <w:rFonts w:ascii="Times New Roman" w:eastAsiaTheme="minorEastAsia" w:hAnsi="Times New Roman" w:cstheme="minorBidi"/>
+          <w:b w:val="0"/>
+          <w:bCs w:val="0"/>
+          <w:color w:val="auto"/>
+          <w:sz w:val="26"/>
+          <w:szCs w:val="22"/>
+        </w:rPr>
         <w:id w:val="-944311141"/>
         <w:docPartObj>
           <w:docPartGallery w:val="Table of Contents"/>
@@ -1355,11 +1395,7 @@
       </w:sdtPr>
       <w:sdtEndPr>
         <w:rPr>
-          <w:rFonts w:ascii="Times New Roman" w:eastAsiaTheme="minorEastAsia" w:hAnsi="Times New Roman" w:cstheme="minorBidi"/>
           <w:noProof/>
-          <w:color w:val="auto"/>
-          <w:sz w:val="26"/>
-          <w:szCs w:val="22"/>
         </w:rPr>
       </w:sdtEndPr>
       <w:sdtContent>
@@ -4372,7 +4408,7 @@
                 <w:sz w:val="26"/>
                 <w:szCs w:val="26"/>
               </w:rPr>
-              <w:t>22</w:t>
+              <w:t>24</w:t>
             </w:r>
             <w:r>
               <w:rPr>
@@ -9946,7 +9982,67 @@
           <w:i/>
           <w:szCs w:val="26"/>
         </w:rPr>
-        <w:t xml:space="preserve">Hình 4: Sơ đồ giao </w:t>
+        <w:t xml:space="preserve">Hình 4: </w:t>
+      </w:r>
+      <w:proofErr w:type="spellStart"/>
+      <w:r>
+        <w:rPr>
+          <w:rFonts w:cs="Times New Roman"/>
+          <w:b/>
+          <w:i/>
+          <w:szCs w:val="26"/>
+        </w:rPr>
+        <w:t>Sơ</w:t>
+      </w:r>
+      <w:proofErr w:type="spellEnd"/>
+      <w:r>
+        <w:rPr>
+          <w:rFonts w:cs="Times New Roman"/>
+          <w:b/>
+          <w:i/>
+          <w:szCs w:val="26"/>
+        </w:rPr>
+        <w:t xml:space="preserve"> </w:t>
+      </w:r>
+      <w:proofErr w:type="spellStart"/>
+      <w:r>
+        <w:rPr>
+          <w:rFonts w:cs="Times New Roman"/>
+          <w:b/>
+          <w:i/>
+          <w:szCs w:val="26"/>
+        </w:rPr>
+        <w:t>đồ</w:t>
+      </w:r>
+      <w:proofErr w:type="spellEnd"/>
+      <w:r>
+        <w:rPr>
+          <w:rFonts w:cs="Times New Roman"/>
+          <w:b/>
+          <w:i/>
+          <w:szCs w:val="26"/>
+        </w:rPr>
+        <w:t xml:space="preserve"> </w:t>
+      </w:r>
+      <w:proofErr w:type="spellStart"/>
+      <w:r>
+        <w:rPr>
+          <w:rFonts w:cs="Times New Roman"/>
+          <w:b/>
+          <w:i/>
+          <w:szCs w:val="26"/>
+        </w:rPr>
+        <w:t>giao</w:t>
+      </w:r>
+      <w:proofErr w:type="spellEnd"/>
+      <w:r>
+        <w:rPr>
+          <w:rFonts w:cs="Times New Roman"/>
+          <w:b/>
+          <w:i/>
+          <w:szCs w:val="26"/>
+        </w:rPr>
+        <w:t xml:space="preserve"> </w:t>
       </w:r>
       <w:proofErr w:type="spellStart"/>
       <w:r>
@@ -18689,7 +18785,43 @@
           <w:b/>
           <w:szCs w:val="26"/>
         </w:rPr>
-        <w:t xml:space="preserve"> CRUD cơ bản):</w:t>
+        <w:t xml:space="preserve"> CRUD </w:t>
+      </w:r>
+      <w:proofErr w:type="spellStart"/>
+      <w:r>
+        <w:rPr>
+          <w:rFonts w:cs="Times New Roman"/>
+          <w:b/>
+          <w:szCs w:val="26"/>
+        </w:rPr>
+        <w:t>cơ</w:t>
+      </w:r>
+      <w:proofErr w:type="spellEnd"/>
+      <w:r>
+        <w:rPr>
+          <w:rFonts w:cs="Times New Roman"/>
+          <w:b/>
+          <w:szCs w:val="26"/>
+        </w:rPr>
+        <w:t xml:space="preserve"> </w:t>
+      </w:r>
+      <w:proofErr w:type="spellStart"/>
+      <w:r>
+        <w:rPr>
+          <w:rFonts w:cs="Times New Roman"/>
+          <w:b/>
+          <w:szCs w:val="26"/>
+        </w:rPr>
+        <w:t>bản</w:t>
+      </w:r>
+      <w:proofErr w:type="spellEnd"/>
+      <w:r>
+        <w:rPr>
+          <w:rFonts w:cs="Times New Roman"/>
+          <w:b/>
+          <w:szCs w:val="26"/>
+        </w:rPr>
+        <w:t>):</w:t>
       </w:r>
     </w:p>
     <w:tbl>
@@ -19875,7 +20007,23 @@
           <w:rFonts w:cs="Times New Roman"/>
           <w:szCs w:val="26"/>
         </w:rPr>
-        <w:t xml:space="preserve">6. Get Recommendations → Gợi ý </w:t>
+        <w:t xml:space="preserve">6. Get Recommendations → </w:t>
+      </w:r>
+      <w:proofErr w:type="spellStart"/>
+      <w:r>
+        <w:rPr>
+          <w:rFonts w:cs="Times New Roman"/>
+          <w:szCs w:val="26"/>
+        </w:rPr>
+        <w:t>Gợi</w:t>
+      </w:r>
+      <w:proofErr w:type="spellEnd"/>
+      <w:r>
+        <w:rPr>
+          <w:rFonts w:cs="Times New Roman"/>
+          <w:szCs w:val="26"/>
+        </w:rPr>
+        <w:t xml:space="preserve"> ý </w:t>
       </w:r>
       <w:proofErr w:type="spellStart"/>
       <w:r>
@@ -23036,6 +23184,7 @@
           <w:rFonts w:ascii="Times New Roman" w:hAnsi="Times New Roman" w:cs="Times New Roman"/>
           <w:sz w:val="26"/>
           <w:szCs w:val="26"/>
+          <w:lang w:val="vi-VN"/>
         </w:rPr>
       </w:pPr>
       <w:bookmarkStart w:id="29" w:name="_Toc223994189"/>
@@ -23046,9 +23195,466 @@
           <w:szCs w:val="26"/>
         </w:rPr>
         <w:lastRenderedPageBreak/>
-        <w:t>11. Kết luận</w:t>
+        <w:t>1</w:t>
+      </w:r>
+      <w:r>
+        <w:rPr>
+          <w:rFonts w:ascii="Times New Roman" w:hAnsi="Times New Roman" w:cs="Times New Roman"/>
+          <w:sz w:val="26"/>
+          <w:szCs w:val="26"/>
+          <w:lang w:val="vi-VN"/>
+        </w:rPr>
+        <w:t>1</w:t>
+      </w:r>
+      <w:r>
+        <w:rPr>
+          <w:rFonts w:ascii="Times New Roman" w:hAnsi="Times New Roman" w:cs="Times New Roman"/>
+          <w:sz w:val="26"/>
+          <w:szCs w:val="26"/>
+        </w:rPr>
+        <w:t xml:space="preserve">. </w:t>
+      </w:r>
+      <w:r>
+        <w:rPr>
+          <w:rFonts w:ascii="Times New Roman" w:hAnsi="Times New Roman" w:cs="Times New Roman"/>
+          <w:sz w:val="26"/>
+          <w:szCs w:val="26"/>
+        </w:rPr>
+        <w:t>Demo</w:t>
+      </w:r>
+    </w:p>
+    <w:p>
+      <w:pPr>
+        <w:rPr>
+          <w:b/>
+          <w:bCs/>
+          <w:lang w:val="vi-VN"/>
+        </w:rPr>
+      </w:pPr>
+      <w:r>
+        <w:rPr>
+          <w:b/>
+          <w:bCs/>
+          <w:lang w:val="vi-VN"/>
+        </w:rPr>
+        <w:t>Dashboard</w:t>
+      </w:r>
+    </w:p>
+    <w:p>
+      <w:pPr>
+        <w:pStyle w:val="Heading1"/>
+        <w:spacing w:before="0" w:after="0" w:line="312" w:lineRule="auto"/>
+        <w:jc w:val="center"/>
+        <w:rPr>
+          <w:rFonts w:ascii="Times New Roman" w:hAnsi="Times New Roman" w:cs="Times New Roman"/>
+          <w:sz w:val="26"/>
+          <w:szCs w:val="26"/>
+          <w:lang w:val="vi-VN"/>
+        </w:rPr>
+      </w:pPr>
+      <w:r>
+        <w:rPr>
+          <w:rFonts w:ascii="Times New Roman" w:hAnsi="Times New Roman" w:cs="Times New Roman"/>
+          <w:noProof/>
+          <w:sz w:val="26"/>
+          <w:szCs w:val="26"/>
+        </w:rPr>
+        <w:drawing>
+          <wp:inline distT="0" distB="0" distL="0" distR="0">
+            <wp:extent cx="5013055" cy="3089385"/>
+            <wp:effectExtent l="0" t="0" r="3810" b="0"/>
+            <wp:docPr id="990096706" name="Picture 5"/>
+            <wp:cNvGraphicFramePr>
+              <a:graphicFrameLocks xmlns:a="http://schemas.openxmlformats.org/drawingml/2006/main" noChangeAspect="1"/>
+            </wp:cNvGraphicFramePr>
+            <a:graphic xmlns:a="http://schemas.openxmlformats.org/drawingml/2006/main">
+              <a:graphicData uri="http://schemas.openxmlformats.org/drawingml/2006/picture">
+                <pic:pic xmlns:pic="http://schemas.openxmlformats.org/drawingml/2006/picture">
+                  <pic:nvPicPr>
+                    <pic:cNvPr id="990096706" name="Picture 990096706"/>
+                    <pic:cNvPicPr/>
+                  </pic:nvPicPr>
+                  <pic:blipFill>
+                    <a:blip r:embed="rId12"/>
+                    <a:stretch>
+                      <a:fillRect/>
+                    </a:stretch>
+                  </pic:blipFill>
+                  <pic:spPr>
+                    <a:xfrm>
+                      <a:off x="0" y="0"/>
+                      <a:ext cx="5048854" cy="3111447"/>
+                    </a:xfrm>
+                    <a:prstGeom prst="rect">
+                      <a:avLst/>
+                    </a:prstGeom>
+                  </pic:spPr>
+                </pic:pic>
+              </a:graphicData>
+            </a:graphic>
+          </wp:inline>
+        </w:drawing>
+      </w:r>
+    </w:p>
+    <w:p>
+      <w:pPr>
+        <w:pStyle w:val="Heading1"/>
+        <w:spacing w:before="0" w:after="0" w:line="312" w:lineRule="auto"/>
+        <w:rPr>
+          <w:rFonts w:ascii="Times New Roman" w:hAnsi="Times New Roman" w:cs="Times New Roman"/>
+          <w:sz w:val="26"/>
+          <w:szCs w:val="26"/>
+          <w:lang w:val="vi-VN"/>
+        </w:rPr>
+      </w:pPr>
+      <w:r>
+        <w:rPr>
+          <w:rFonts w:ascii="Times New Roman" w:hAnsi="Times New Roman" w:cs="Times New Roman"/>
+          <w:sz w:val="26"/>
+          <w:szCs w:val="26"/>
+        </w:rPr>
+        <w:t>Tra</w:t>
+      </w:r>
+      <w:r>
+        <w:rPr>
+          <w:rFonts w:ascii="Times New Roman" w:hAnsi="Times New Roman" w:cs="Times New Roman"/>
+          <w:sz w:val="26"/>
+          <w:szCs w:val="26"/>
+          <w:lang w:val="vi-VN"/>
+        </w:rPr>
+        <w:t>ng chủ</w:t>
+      </w:r>
+      <w:r>
+        <w:rPr>
+          <w:rFonts w:ascii="Times New Roman" w:hAnsi="Times New Roman" w:cs="Times New Roman"/>
+          <w:sz w:val="26"/>
+          <w:szCs w:val="26"/>
+        </w:rPr>
+        <w:t xml:space="preserve"> </w:t>
+      </w:r>
+    </w:p>
+    <w:p>
+      <w:pPr>
+        <w:rPr>
+          <w:lang w:val="vi-VN"/>
+        </w:rPr>
+      </w:pPr>
+    </w:p>
+    <w:p>
+      <w:pPr>
+        <w:pStyle w:val="Heading1"/>
+        <w:spacing w:before="0" w:after="0" w:line="312" w:lineRule="auto"/>
+        <w:rPr>
+          <w:rFonts w:ascii="Times New Roman" w:hAnsi="Times New Roman" w:cs="Times New Roman"/>
+          <w:sz w:val="26"/>
+          <w:szCs w:val="26"/>
+          <w:lang w:val="vi-VN"/>
+        </w:rPr>
+      </w:pPr>
+      <w:r>
+        <w:rPr>
+          <w:rFonts w:ascii="Times New Roman" w:hAnsi="Times New Roman" w:cs="Times New Roman"/>
+          <w:noProof/>
+          <w:sz w:val="26"/>
+          <w:szCs w:val="26"/>
+        </w:rPr>
+        <w:drawing>
+          <wp:inline distT="0" distB="0" distL="0" distR="0" wp14:anchorId="68057C63" wp14:editId="3581D26F">
+            <wp:extent cx="4863962" cy="3848761"/>
+            <wp:effectExtent l="0" t="0" r="635" b="0"/>
+            <wp:docPr id="547945153" name="Picture 6"/>
+            <wp:cNvGraphicFramePr>
+              <a:graphicFrameLocks xmlns:a="http://schemas.openxmlformats.org/drawingml/2006/main" noChangeAspect="1"/>
+            </wp:cNvGraphicFramePr>
+            <a:graphic xmlns:a="http://schemas.openxmlformats.org/drawingml/2006/main">
+              <a:graphicData uri="http://schemas.openxmlformats.org/drawingml/2006/picture">
+                <pic:pic xmlns:pic="http://schemas.openxmlformats.org/drawingml/2006/picture">
+                  <pic:nvPicPr>
+                    <pic:cNvPr id="547945153" name="Picture 6"/>
+                    <pic:cNvPicPr/>
+                  </pic:nvPicPr>
+                  <pic:blipFill>
+                    <a:blip r:embed="rId13"/>
+                    <a:stretch>
+                      <a:fillRect/>
+                    </a:stretch>
+                  </pic:blipFill>
+                  <pic:spPr>
+                    <a:xfrm>
+                      <a:off x="0" y="0"/>
+                      <a:ext cx="4966919" cy="3930229"/>
+                    </a:xfrm>
+                    <a:prstGeom prst="rect">
+                      <a:avLst/>
+                    </a:prstGeom>
+                  </pic:spPr>
+                </pic:pic>
+              </a:graphicData>
+            </a:graphic>
+          </wp:inline>
+        </w:drawing>
+      </w:r>
+      <w:r>
+        <w:rPr>
+          <w:rFonts w:ascii="Times New Roman" w:hAnsi="Times New Roman" w:cs="Times New Roman"/>
+          <w:sz w:val="26"/>
+          <w:szCs w:val="26"/>
+        </w:rPr>
+        <w:br w:type="page"/>
+      </w:r>
+      <w:proofErr w:type="spellStart"/>
+      <w:r>
+        <w:rPr>
+          <w:rFonts w:ascii="Times New Roman" w:hAnsi="Times New Roman" w:cs="Times New Roman"/>
+          <w:sz w:val="26"/>
+          <w:szCs w:val="26"/>
+        </w:rPr>
+        <w:lastRenderedPageBreak/>
+        <w:t>Giỏ</w:t>
+      </w:r>
+      <w:proofErr w:type="spellEnd"/>
+      <w:r>
+        <w:rPr>
+          <w:rFonts w:ascii="Times New Roman" w:hAnsi="Times New Roman" w:cs="Times New Roman"/>
+          <w:sz w:val="26"/>
+          <w:szCs w:val="26"/>
+          <w:lang w:val="vi-VN"/>
+        </w:rPr>
+        <w:t xml:space="preserve"> hàng</w:t>
+      </w:r>
+    </w:p>
+    <w:p>
+      <w:pPr>
+        <w:spacing w:after="200" w:line="276" w:lineRule="auto"/>
+        <w:rPr>
+          <w:rFonts w:cs="Times New Roman"/>
+          <w:b/>
+          <w:bCs/>
+          <w:szCs w:val="26"/>
+          <w:lang w:val="vi-VN"/>
+        </w:rPr>
+      </w:pPr>
+      <w:r>
+        <w:rPr>
+          <w:rFonts w:eastAsiaTheme="majorEastAsia" w:cs="Times New Roman"/>
+          <w:b/>
+          <w:bCs/>
+          <w:noProof/>
+          <w:color w:val="000000"/>
+          <w:szCs w:val="26"/>
+        </w:rPr>
+        <w:drawing>
+          <wp:inline distT="0" distB="0" distL="0" distR="0" wp14:anchorId="6A69F94E" wp14:editId="7E8E0611">
+            <wp:extent cx="5972175" cy="3143885"/>
+            <wp:effectExtent l="0" t="0" r="0" b="5715"/>
+            <wp:docPr id="1421745540" name="Picture 7"/>
+            <wp:cNvGraphicFramePr>
+              <a:graphicFrameLocks xmlns:a="http://schemas.openxmlformats.org/drawingml/2006/main" noChangeAspect="1"/>
+            </wp:cNvGraphicFramePr>
+            <a:graphic xmlns:a="http://schemas.openxmlformats.org/drawingml/2006/main">
+              <a:graphicData uri="http://schemas.openxmlformats.org/drawingml/2006/picture">
+                <pic:pic xmlns:pic="http://schemas.openxmlformats.org/drawingml/2006/picture">
+                  <pic:nvPicPr>
+                    <pic:cNvPr id="1421745540" name="Picture 1421745540"/>
+                    <pic:cNvPicPr/>
+                  </pic:nvPicPr>
+                  <pic:blipFill>
+                    <a:blip r:embed="rId14"/>
+                    <a:stretch>
+                      <a:fillRect/>
+                    </a:stretch>
+                  </pic:blipFill>
+                  <pic:spPr>
+                    <a:xfrm>
+                      <a:off x="0" y="0"/>
+                      <a:ext cx="5972175" cy="3143885"/>
+                    </a:xfrm>
+                    <a:prstGeom prst="rect">
+                      <a:avLst/>
+                    </a:prstGeom>
+                  </pic:spPr>
+                </pic:pic>
+              </a:graphicData>
+            </a:graphic>
+          </wp:inline>
+        </w:drawing>
+      </w:r>
+    </w:p>
+    <w:p>
+      <w:pPr>
+        <w:spacing w:after="200" w:line="276" w:lineRule="auto"/>
+        <w:rPr>
+          <w:rFonts w:cs="Times New Roman"/>
+          <w:b/>
+          <w:bCs/>
+          <w:szCs w:val="26"/>
+          <w:lang w:val="vi-VN"/>
+        </w:rPr>
+      </w:pPr>
+      <w:r>
+        <w:rPr>
+          <w:rFonts w:cs="Times New Roman"/>
+          <w:b/>
+          <w:bCs/>
+          <w:szCs w:val="26"/>
+          <w:lang w:val="vi-VN"/>
+        </w:rPr>
+        <w:t>Sách</w:t>
+      </w:r>
+    </w:p>
+    <w:p>
+      <w:pPr>
+        <w:spacing w:after="200" w:line="276" w:lineRule="auto"/>
+        <w:rPr>
+          <w:rFonts w:cs="Times New Roman"/>
+          <w:b/>
+          <w:bCs/>
+          <w:szCs w:val="26"/>
+          <w:lang w:val="vi-VN"/>
+        </w:rPr>
+      </w:pPr>
+      <w:r>
+        <w:rPr>
+          <w:rFonts w:eastAsiaTheme="majorEastAsia" w:cs="Times New Roman"/>
+          <w:b/>
+          <w:bCs/>
+          <w:noProof/>
+          <w:color w:val="000000"/>
+          <w:szCs w:val="26"/>
+        </w:rPr>
+        <w:drawing>
+          <wp:inline distT="0" distB="0" distL="0" distR="0" wp14:anchorId="6A69F94E" wp14:editId="7E8E0611">
+            <wp:extent cx="5972175" cy="3143885"/>
+            <wp:effectExtent l="0" t="0" r="0" b="5715"/>
+            <wp:docPr id="1433768523" name="Picture 7"/>
+            <wp:cNvGraphicFramePr>
+              <a:graphicFrameLocks xmlns:a="http://schemas.openxmlformats.org/drawingml/2006/main" noChangeAspect="1"/>
+            </wp:cNvGraphicFramePr>
+            <a:graphic xmlns:a="http://schemas.openxmlformats.org/drawingml/2006/main">
+              <a:graphicData uri="http://schemas.openxmlformats.org/drawingml/2006/picture">
+                <pic:pic xmlns:pic="http://schemas.openxmlformats.org/drawingml/2006/picture">
+                  <pic:nvPicPr>
+                    <pic:cNvPr id="1421745540" name="Picture 1421745540"/>
+                    <pic:cNvPicPr/>
+                  </pic:nvPicPr>
+                  <pic:blipFill>
+                    <a:blip r:embed="rId14"/>
+                    <a:stretch>
+                      <a:fillRect/>
+                    </a:stretch>
+                  </pic:blipFill>
+                  <pic:spPr>
+                    <a:xfrm>
+                      <a:off x="0" y="0"/>
+                      <a:ext cx="5972175" cy="3143885"/>
+                    </a:xfrm>
+                    <a:prstGeom prst="rect">
+                      <a:avLst/>
+                    </a:prstGeom>
+                  </pic:spPr>
+                </pic:pic>
+              </a:graphicData>
+            </a:graphic>
+          </wp:inline>
+        </w:drawing>
+      </w:r>
+    </w:p>
+    <w:p>
+      <w:pPr>
+        <w:spacing w:after="200" w:line="276" w:lineRule="auto"/>
+        <w:rPr>
+          <w:rFonts w:cs="Times New Roman"/>
+          <w:b/>
+          <w:bCs/>
+          <w:szCs w:val="26"/>
+          <w:lang w:val="vi-VN"/>
+        </w:rPr>
+      </w:pPr>
+    </w:p>
+    <w:p>
+      <w:pPr>
+        <w:spacing w:after="200" w:line="276" w:lineRule="auto"/>
+        <w:rPr>
+          <w:rFonts w:eastAsiaTheme="majorEastAsia" w:cs="Times New Roman"/>
+          <w:b/>
+          <w:bCs/>
+          <w:color w:val="000000"/>
+          <w:szCs w:val="26"/>
+        </w:rPr>
+      </w:pPr>
+      <w:r>
+        <w:rPr>
+          <w:rFonts w:cs="Times New Roman"/>
+          <w:szCs w:val="26"/>
+        </w:rPr>
+        <w:br w:type="page"/>
+      </w:r>
+    </w:p>
+    <w:p>
+      <w:pPr>
+        <w:pStyle w:val="Heading1"/>
+        <w:spacing w:before="0" w:after="0" w:line="312" w:lineRule="auto"/>
+        <w:rPr>
+          <w:rFonts w:ascii="Times New Roman" w:hAnsi="Times New Roman" w:cs="Times New Roman"/>
+          <w:sz w:val="26"/>
+          <w:szCs w:val="26"/>
+        </w:rPr>
+      </w:pPr>
+      <w:r>
+        <w:rPr>
+          <w:rFonts w:ascii="Times New Roman" w:hAnsi="Times New Roman" w:cs="Times New Roman"/>
+          <w:sz w:val="26"/>
+          <w:szCs w:val="26"/>
+        </w:rPr>
+        <w:lastRenderedPageBreak/>
+        <w:t>1</w:t>
+      </w:r>
+      <w:r>
+        <w:rPr>
+          <w:rFonts w:ascii="Times New Roman" w:hAnsi="Times New Roman" w:cs="Times New Roman"/>
+          <w:sz w:val="26"/>
+          <w:szCs w:val="26"/>
+          <w:lang w:val="vi-VN"/>
+        </w:rPr>
+        <w:t>2</w:t>
+      </w:r>
+      <w:r>
+        <w:rPr>
+          <w:rFonts w:ascii="Times New Roman" w:hAnsi="Times New Roman" w:cs="Times New Roman"/>
+          <w:sz w:val="26"/>
+          <w:szCs w:val="26"/>
+        </w:rPr>
+        <w:t xml:space="preserve">. </w:t>
+      </w:r>
+      <w:proofErr w:type="spellStart"/>
+      <w:r>
+        <w:rPr>
+          <w:rFonts w:ascii="Times New Roman" w:hAnsi="Times New Roman" w:cs="Times New Roman"/>
+          <w:sz w:val="26"/>
+          <w:szCs w:val="26"/>
+        </w:rPr>
+        <w:t>Kết</w:t>
+      </w:r>
+      <w:proofErr w:type="spellEnd"/>
+      <w:r>
+        <w:rPr>
+          <w:rFonts w:ascii="Times New Roman" w:hAnsi="Times New Roman" w:cs="Times New Roman"/>
+          <w:sz w:val="26"/>
+          <w:szCs w:val="26"/>
+        </w:rPr>
+        <w:t xml:space="preserve"> </w:t>
+      </w:r>
+      <w:proofErr w:type="spellStart"/>
+      <w:r>
+        <w:rPr>
+          <w:rFonts w:ascii="Times New Roman" w:hAnsi="Times New Roman" w:cs="Times New Roman"/>
+          <w:sz w:val="26"/>
+          <w:szCs w:val="26"/>
+        </w:rPr>
+        <w:t>luận</w:t>
       </w:r>
       <w:bookmarkEnd w:id="29"/>
+      <w:proofErr w:type="spellEnd"/>
     </w:p>
     <w:p>
       <w:pPr>
@@ -23669,7 +24275,7 @@
       </w:r>
     </w:p>
     <w:sectPr>
-      <w:footerReference w:type="default" r:id="rId12"/>
+      <w:footerReference w:type="default" r:id="rId15"/>
       <w:pgSz w:w="12240" w:h="15840"/>
       <w:pgMar w:top="1417" w:right="1134" w:bottom="1417" w:left="1701" w:header="720" w:footer="720" w:gutter="0"/>
       <w:cols w:space="720"/>
